--- a/reports/dollar_stability_brief_2026-04-05.docx
+++ b/reports/dollar_stability_brief_2026-04-05.docx
@@ -2623,6 +2623,77 @@
             <w:tcW w:type="dxa" w:w="9720"/>
             <w:tcBorders>
               <w:top w:val="none" w:color="FFFFFF" w:sz="0"/>
+              <w:left w:val="single" w:color="B8860B" w:sz="6"/>
+              <w:bottom w:val="none" w:color="FFFFFF" w:sz="0"/>
+              <w:right w:val="none" w:color="FFFFFF" w:sz="0"/>
+            </w:tcBorders>
+            <w:shd w:fill="F5F0E0" w:val="clear"/>
+            <w:tcMar>
+              <w:top w:type="dxa" w:w="120"/>
+              <w:left w:type="dxa" w:w="240"/>
+              <w:bottom w:type="dxa" w:w="120"/>
+              <w:right w:type="dxa" w:w="240"/>
+            </w:tcMar>
+          </w:tcPr>
+          <w:p>
+            <w:r>
+              <w:rPr>
+                <w:rFonts w:ascii="Arial" w:cs="Arial" w:eastAsia="Arial" w:hAnsi="Arial"/>
+                <w:b/>
+                <w:bCs/>
+                <w:color w:val="1B3A5C"/>
+                <w:sz w:val="22"/>
+                <w:szCs w:val="22"/>
+              </w:rPr>
+              <w:t xml:space="preserve">NO CARVE-OUTS — FOR ANYONE</w:t>
+            </w:r>
+          </w:p>
+          <w:p>
+            <w:pPr>
+              <w:spacing w:before="60"/>
+            </w:pPr>
+            <w:r>
+              <w:rPr>
+                <w:rFonts w:ascii="Arial" w:cs="Arial" w:eastAsia="Arial" w:hAnsi="Arial"/>
+                <w:color w:val="1A1A1A"/>
+                <w:sz w:val="21"/>
+                <w:szCs w:val="21"/>
+              </w:rPr>
+              <w:t xml:space="preserve">The federal government’s own transactions are subject to this rate. State and local government transactions are subject to this rate. Congress, the Pentagon, the Treasury — all pay. No public or private entity receives an exemption the United States government itself does not receive. When the financial sector requests a carve-out, the answer is: explain why you deserve a privilege that the US government does not have. That is a public floor vote no one wants to take.</w:t>
+            </w:r>
+          </w:p>
+        </w:tc>
+      </w:tr>
+    </w:tbl>
+    <w:p>
+      <w:pPr>
+        <w:spacing w:after="0" w:before="80"/>
+      </w:pPr>
+      <w:r>
+        <w:t xml:space="preserve"/>
+      </w:r>
+    </w:p>
+    <w:tbl>
+      <w:tblPr>
+        <w:tblW w:type="dxa" w:w="9720"/>
+        <w:tblBorders>
+          <w:top w:val="single" w:color="auto" w:sz="4"/>
+          <w:left w:val="single" w:color="auto" w:sz="4"/>
+          <w:bottom w:val="single" w:color="auto" w:sz="4"/>
+          <w:right w:val="single" w:color="auto" w:sz="4"/>
+          <w:insideH w:val="single" w:color="auto" w:sz="4"/>
+          <w:insideV w:val="single" w:color="auto" w:sz="4"/>
+        </w:tblBorders>
+      </w:tblPr>
+      <w:tblGrid>
+        <w:gridCol w:w="9720"/>
+      </w:tblGrid>
+      <w:tr>
+        <w:tc>
+          <w:tcPr>
+            <w:tcW w:type="dxa" w:w="9720"/>
+            <w:tcBorders>
+              <w:top w:val="none" w:color="FFFFFF" w:sz="0"/>
               <w:left w:val="single" w:color="1B3A5C" w:sz="6"/>
               <w:bottom w:val="none" w:color="FFFFFF" w:sz="0"/>
               <w:right w:val="none" w:color="FFFFFF" w:sz="0"/>
@@ -5250,7 +5321,7 @@
                 <w:sz w:val="21"/>
                 <w:szCs w:val="21"/>
               </w:rPr>
-              <w:t xml:space="preserve">Return 5–10% of velocity tax revenue to financial institutions conditioned on deployment into tangible productive assets: manufacturing, infrastructure, agricultural capital, domestic helium recovery infrastructure, domestic ammonia production capacity, energy systems, housing. Creates a private-sector investment channel toward the supply chain vulnerabilities exposed by the Strait of Hormuz closure.</w:t>
+              <w:t xml:space="preserve">Return 5–10% of velocity tax revenue to financial institutions — including high-frequency trading firms, hedge funds, and private equity — conditioned on deployment into tangible productive assets: manufacturing, infrastructure, agricultural capital, domestic helium recovery infrastructure, domestic ammonia production capacity, energy systems, housing. Participation requires a designated separate account, independent certification of deployment, and full audit trail. Misuse carries criminal liability. This is not a rate carve-out: every participant pays the full flat rate. The rebate is a productive investment incentive open to any entity willing to put capital to work in the real economy.</w:t>
             </w:r>
           </w:p>
         </w:tc>

--- a/reports/dollar_stability_brief_2026-04-05.docx
+++ b/reports/dollar_stability_brief_2026-04-05.docx
@@ -5321,7 +5321,7 @@
                 <w:sz w:val="21"/>
                 <w:szCs w:val="21"/>
               </w:rPr>
-              <w:t xml:space="preserve">Return 5–10% of velocity tax revenue to financial institutions — including high-frequency trading firms, hedge funds, and private equity — conditioned on deployment into tangible productive assets: manufacturing, infrastructure, agricultural capital, domestic helium recovery infrastructure, domestic ammonia production capacity, energy systems, housing. Participation requires a designated separate account, independent certification of deployment, and full audit trail. Misuse carries criminal liability. This is not a rate carve-out: every participant pays the full flat rate. The rebate is a productive investment incentive open to any entity willing to put capital to work in the real economy.</w:t>
+              <w:t xml:space="preserve">5–10% of velocity tax remitted by any entity — financial institution, manufacturer, agricultural company, hedge fund, or any other participant — is returned conditioned on deployment into tangible productive assets: manufacturing, infrastructure, agricultural capital, domestic helium recovery infrastructure, domestic ammonia production capacity, energy systems, housing. Participation requires a designated separate account, independent certification of deployment, and full audit trail. Criminal liability for misuse applies to every rebate recipient without exception. This is not a rate carve-out: every participant pays the full flat rate. The rebate channel is open to any entity willing to put capital to work in the real economy — with the same rules and the same liability for everyone.</w:t>
             </w:r>
           </w:p>
         </w:tc>
